--- a/HTML/public/Jonathan_Witcoski_incatech_2026.docx
+++ b/HTML/public/Jonathan_Witcoski_incatech_2026.docx
@@ -255,7 +255,7 @@
           <w:b/>
           <w:sz w:val="22"/>
         </w:rPr>
-        <w:t>Geospatial Engineer | DRT Strategies (CDC)</w:t>
+        <w:t>Geospatial Engineer | INCATech</w:t>
       </w:r>
     </w:p>
     <w:p>
@@ -268,7 +268,7 @@
           <w:b w:val="0"/>
           <w:sz w:val="22"/>
         </w:rPr>
-        <w:t>Remote | March 2022 – Present</w:t>
+        <w:t>Northern Virginia | 2026 – Present</w:t>
       </w:r>
     </w:p>
     <w:p>
@@ -282,7 +282,7 @@
           <w:b w:val="0"/>
           <w:sz w:val="22"/>
         </w:rPr>
-        <w:t>Develop web mapping applications and dashboards with ArcGIS Enterprise, ArcGIS API for JavaScript, JavaScript, React, and Power BI for CDC surveillance programs</w:t>
+        <w:t>Design, build, and maintain enterprise geodatabases and geospatial workflows with ArcGIS Enterprise, Online, and Desktop for IC and USPIS missions</w:t>
       </w:r>
     </w:p>
     <w:p>
@@ -296,7 +296,7 @@
           <w:b w:val="0"/>
           <w:sz w:val="22"/>
         </w:rPr>
-        <w:t>Translate program requirements into geospatial application designs, ETL workflows, and recurring map products</w:t>
+        <w:t>Automate spatial analysis, data validation, and ETL with Python and SQL across Oracle, SQL Server, and PostgreSQL</w:t>
       </w:r>
     </w:p>
     <w:p>
@@ -310,21 +310,7 @@
           <w:b w:val="0"/>
           <w:sz w:val="22"/>
         </w:rPr>
-        <w:t>Build SQL Server and PostgreSQL/PostGIS databases and Python/SQL ETL pipelines for automated geospatial updates</w:t>
-      </w:r>
-    </w:p>
-    <w:p>
-      <w:pPr>
-        <w:pStyle w:val="ListBullet"/>
-        <w:spacing w:after="40"/>
-      </w:pPr>
-      <w:r>
-        <w:rPr>
-          <w:rFonts w:ascii="Calibri" w:hAnsi="Calibri" w:eastAsia="Calibri"/>
-          <w:b w:val="0"/>
-          <w:sz w:val="22"/>
-        </w:rPr>
-        <w:t>Collaborate with non-technical stakeholders to align technical deliverables with mission needs</w:t>
+        <w:t>Produce web maps and visualizations, and support GIS users with troubleshooting, migrations, and documentation</w:t>
       </w:r>
     </w:p>
     <w:p>
@@ -429,6 +415,88 @@
           <w:sz w:val="22"/>
         </w:rPr>
         <w:t>Ship Global Ski Atlas (3,000+ ski areas) as a live JavaScript web mapping application with automated ETL</w:t>
+      </w:r>
+    </w:p>
+    <w:p>
+      <w:pPr>
+        <w:spacing w:before="120" w:after="40"/>
+      </w:pPr>
+      <w:r>
+        <w:rPr>
+          <w:rFonts w:ascii="Calibri" w:hAnsi="Calibri" w:eastAsia="Calibri"/>
+          <w:b/>
+          <w:sz w:val="22"/>
+        </w:rPr>
+        <w:t>Geographer | DRT Strategies (CDC)</w:t>
+      </w:r>
+    </w:p>
+    <w:p>
+      <w:pPr>
+        <w:spacing w:after="40"/>
+      </w:pPr>
+      <w:r>
+        <w:rPr>
+          <w:rFonts w:ascii="Calibri" w:hAnsi="Calibri" w:eastAsia="Calibri"/>
+          <w:b w:val="0"/>
+          <w:sz w:val="22"/>
+        </w:rPr>
+        <w:t>Remote | March 2022 – 2026</w:t>
+      </w:r>
+    </w:p>
+    <w:p>
+      <w:pPr>
+        <w:pStyle w:val="ListBullet"/>
+        <w:spacing w:after="40"/>
+      </w:pPr>
+      <w:r>
+        <w:rPr>
+          <w:rFonts w:ascii="Calibri" w:hAnsi="Calibri" w:eastAsia="Calibri"/>
+          <w:b w:val="0"/>
+          <w:sz w:val="22"/>
+        </w:rPr>
+        <w:t>Develop web mapping applications and dashboards with ArcGIS Enterprise, ArcGIS API for JavaScript, JavaScript, React, and Power BI for CDC surveillance programs</w:t>
+      </w:r>
+    </w:p>
+    <w:p>
+      <w:pPr>
+        <w:pStyle w:val="ListBullet"/>
+        <w:spacing w:after="40"/>
+      </w:pPr>
+      <w:r>
+        <w:rPr>
+          <w:rFonts w:ascii="Calibri" w:hAnsi="Calibri" w:eastAsia="Calibri"/>
+          <w:b w:val="0"/>
+          <w:sz w:val="22"/>
+        </w:rPr>
+        <w:t>Translate program requirements into geospatial application designs, ETL workflows, and recurring map products</w:t>
+      </w:r>
+    </w:p>
+    <w:p>
+      <w:pPr>
+        <w:pStyle w:val="ListBullet"/>
+        <w:spacing w:after="40"/>
+      </w:pPr>
+      <w:r>
+        <w:rPr>
+          <w:rFonts w:ascii="Calibri" w:hAnsi="Calibri" w:eastAsia="Calibri"/>
+          <w:b w:val="0"/>
+          <w:sz w:val="22"/>
+        </w:rPr>
+        <w:t>Build SQL Server and PostgreSQL/PostGIS databases and Python/SQL ETL pipelines for automated geospatial updates</w:t>
+      </w:r>
+    </w:p>
+    <w:p>
+      <w:pPr>
+        <w:pStyle w:val="ListBullet"/>
+        <w:spacing w:after="40"/>
+      </w:pPr>
+      <w:r>
+        <w:rPr>
+          <w:rFonts w:ascii="Calibri" w:hAnsi="Calibri" w:eastAsia="Calibri"/>
+          <w:b w:val="0"/>
+          <w:sz w:val="22"/>
+        </w:rPr>
+        <w:t>Collaborate with non-technical stakeholders to align technical deliverables with mission needs</w:t>
       </w:r>
     </w:p>
     <w:p>
